--- a/Boek 1 - Grondslagen, vraag en aanbod/1.1 Hoofdstuk Economisch denken en rekenen/1.1.1 Schaarste en economisch denken/1.1.1 Schaarste en economisch denken – uitleg voorkennis.docx
+++ b/Boek 1 - Grondslagen, vraag en aanbod/1.1 Hoofdstuk Economisch denken en rekenen/1.1.1 Schaarste en economisch denken/1.1.1 Schaarste en economisch denken – uitleg voorkennis.docx
@@ -1759,7 +1759,7 @@
       <w:r>
         <w:drawing>
           <wp:inline distT="0" distB="0" distL="0" distR="0">
-            <wp:extent cx="4000500" cy="2667000"/>
+            <wp:extent cx="4000500" cy="2571750"/>
             <wp:effectExtent t="0" r="0" b="0" l="0"/>
             <wp:docPr id="1" name="1.1.1_ex_1" descr="asset:1.1.1_ex_1" title="1.1.1_ex_1"/>
             <wp:cNvGraphicFramePr>
@@ -1784,7 +1784,7 @@
                   <pic:spPr bwMode="auto">
                     <a:xfrm>
                       <a:off x="0" y="0"/>
-                      <a:ext cx="4000500" cy="2667000"/>
+                      <a:ext cx="4000500" cy="2571750"/>
                     </a:xfrm>
                     <a:prstGeom prst="rect">
                       <a:avLst/>

--- a/Boek 1 - Grondslagen, vraag en aanbod/1.1 Hoofdstuk Economisch denken en rekenen/1.1.1 Schaarste en economisch denken/1.1.1 Schaarste en economisch denken – uitleg voorkennis.docx
+++ b/Boek 1 - Grondslagen, vraag en aanbod/1.1 Hoofdstuk Economisch denken en rekenen/1.1.1 Schaarste en economisch denken/1.1.1 Schaarste en economisch denken – uitleg voorkennis.docx
@@ -416,7 +416,7 @@
                 <w:sz w:val="21"/>
                 <w:szCs w:val="21"/>
               </w:rPr>
-              <w:t xml:space="preserve">Basale rekenvaardigheden</w:t>
+              <w:t xml:space="preserve">Rekenen met eenheden</w:t>
             </w:r>
           </w:p>
         </w:tc>
@@ -445,7 +445,7 @@
                 <w:sz w:val="20"/>
                 <w:szCs w:val="20"/>
               </w:rPr>
-              <w:t xml:space="preserve">Vermenigvuldigen en aftrekken met euro’s</w:t>
+              <w:t xml:space="preserve">Per-eenheid bedragen omrekenen en grote bedragen lezen</w:t>
             </w:r>
           </w:p>
         </w:tc>
@@ -835,7 +835,7 @@
                 <w:sz w:val="28"/>
                 <w:szCs w:val="28"/>
               </w:rPr>
-              <w:t xml:space="preserve">Basale rekenvaardigheden</w:t>
+              <w:t xml:space="preserve">Rekenen met eenheden</w:t>
             </w:r>
           </w:p>
           <w:p>
@@ -876,7 +876,7 @@
           <w:sz w:val="24"/>
           <w:szCs w:val="24"/>
         </w:rPr>
-        <w:t xml:space="preserve">Vermenigvuldigen en aftrekken met euro’s</w:t>
+        <w:t xml:space="preserve">Per-eenheid bedragen omrekenen</w:t>
       </w:r>
     </w:p>
     <w:p>
@@ -890,7 +890,7 @@
           <w:sz w:val="22"/>
           <w:szCs w:val="22"/>
         </w:rPr>
-        <w:t xml:space="preserve">In de economie reken je voortdurend met bedragen. Meestal gaat het om twee eenvoudige bewerkingen: vermenigvuldigen (bijvoorbeeld een opbrengst per stuk keer het aantal stuks) en aftrekken (bijvoorbeeld om te kijken hoeveel je overhoudt, of wat het verschil is tussen twee opties). Je kent deze operaties natuurlijk allang — we frissen ze kort op in een economische context.</w:t>
+        <w:t xml:space="preserve">In de economie staat een bedrag bijna nooit op zichzelf. Bedragen horen altijd bij een eenheid: euro per uur, euro per kilo, euro per hectare, euro per maand. Een uitspraak als „de opbrengst is €500” is pas zinvol als je weet waar het bij hoort: per uur? per kilo? per hectare? Voor de rest van het vak moet je vlot kunnen schakelen tussen een bedrag-per-eenheid en het totaalbedrag, en moet je je eenheden netjes meenemen in elke berekening.</w:t>
       </w:r>
     </w:p>
     <w:p>
@@ -906,7 +906,7 @@
           <w:sz w:val="22"/>
           <w:szCs w:val="22"/>
         </w:rPr>
-        <w:t xml:space="preserve">Vermenigvuldigen gebruik je als je een bedrag per eenheid hebt en je wilt weten wat het in totaal oplevert:</w:t>
+        <w:t xml:space="preserve">De omzetting van bedrag-per-eenheid naar totaal gaat altijd via vermenigvuldigen, en de eenheden vallen netjes weg:</w:t>
       </w:r>
     </w:p>
     <w:tbl>
@@ -953,7 +953,7 @@
                 <w:sz w:val="22"/>
                 <w:szCs w:val="22"/>
               </w:rPr>
-              <w:t xml:space="preserve">totaal = aantal eenheden × bedrag per eenheid</w:t>
+              <w:t xml:space="preserve">totaal (€) = aantal eenheden × bedrag per eenheid (€/eenheid)</w:t>
             </w:r>
           </w:p>
           <w:p>
@@ -967,7 +967,21 @@
                 <w:sz w:val="22"/>
                 <w:szCs w:val="22"/>
               </w:rPr>
-              <w:t xml:space="preserve">voorbeeld: 8 hectare × €500 per hectare = €4.000</w:t>
+              <w:t xml:space="preserve">voorbeeld: 12 hectare × €500/hectare = €6.000</w:t>
+            </w:r>
+          </w:p>
+          <w:p>
+            <w:pPr>
+              <w:spacing w:after="60"/>
+            </w:pPr>
+            <w:r>
+              <w:rPr>
+                <w:rFonts w:ascii="Consolas" w:cs="Consolas" w:eastAsia="Consolas" w:hAnsi="Consolas"/>
+                <w:color w:val="2D3748"/>
+                <w:sz w:val="22"/>
+                <w:szCs w:val="22"/>
+              </w:rPr>
+              <w:t xml:space="preserve">(de eenheden „hectare” en „/hectare” vallen tegen elkaar weg)</w:t>
             </w:r>
           </w:p>
         </w:tc>
@@ -986,7 +1000,7 @@
           <w:sz w:val="22"/>
           <w:szCs w:val="22"/>
         </w:rPr>
-        <w:t xml:space="preserve">Aftrekken gebruik je als je het verschil tussen twee bedragen wilt weten — bijvoorbeeld tussen wat een keuze oplevert en wat de andere optie zou hebben opgeleverd:</w:t>
+        <w:t xml:space="preserve">Andersom kun je een totaal terugrekenen naar een bedrag per eenheid door te delen — handig om opties met verschillende „groottes” eerlijk te vergelijken:</w:t>
       </w:r>
     </w:p>
     <w:tbl>
@@ -1033,7 +1047,7 @@
                 <w:sz w:val="22"/>
                 <w:szCs w:val="22"/>
               </w:rPr>
-              <w:t xml:space="preserve">verschil = bedrag A − bedrag B</w:t>
+              <w:t xml:space="preserve">bedrag per eenheid = totaal ÷ aantal eenheden</w:t>
             </w:r>
           </w:p>
           <w:p>
@@ -1047,7 +1061,7 @@
                 <w:sz w:val="22"/>
                 <w:szCs w:val="22"/>
               </w:rPr>
-              <w:t xml:space="preserve">voorbeeld: €5.000 − €3.500 = €1.500</w:t>
+              <w:t xml:space="preserve">voorbeeld: €4.500 ÷ 9 hectare = €500/hectare</w:t>
             </w:r>
           </w:p>
         </w:tc>
@@ -1067,7 +1081,7 @@
           <w:sz w:val="24"/>
           <w:szCs w:val="24"/>
         </w:rPr>
-        <w:t xml:space="preserve">Uitgewerkt voorbeeld</w:t>
+        <w:t xml:space="preserve">Grote bedragen in Nederlandse notatie</w:t>
       </w:r>
     </w:p>
     <w:p>
@@ -1081,64 +1095,7 @@
           <w:sz w:val="22"/>
           <w:szCs w:val="22"/>
         </w:rPr>
-        <w:t xml:space="preserve">Een boer heeft 10 hectare land en verbouwt tarwe met een opbrengst van €500 per hectare. Hoeveel levert het hem in totaal op?</w:t>
-      </w:r>
-    </w:p>
-    <w:p>
-      <w:pPr>
-        <w:pStyle w:val="ListParagraph"/>
-        <w:numPr>
-          <w:ilvl w:val="0"/>
-          <w:numId w:val="1"/>
-        </w:numPr>
-        <w:spacing w:after="80"/>
-      </w:pPr>
-      <w:r>
-        <w:rPr>
-          <w:rFonts w:ascii="Arial" w:cs="Arial" w:eastAsia="Arial" w:hAnsi="Arial"/>
-          <w:color w:val="2D3748"/>
-          <w:sz w:val="22"/>
-          <w:szCs w:val="22"/>
-        </w:rPr>
-        <w:t xml:space="preserve">Stap 1: herken de vermenigvuldiging — aantal hectare × opbrengst per hectare.</w:t>
-      </w:r>
-    </w:p>
-    <w:p>
-      <w:pPr>
-        <w:pStyle w:val="ListParagraph"/>
-        <w:numPr>
-          <w:ilvl w:val="0"/>
-          <w:numId w:val="1"/>
-        </w:numPr>
-        <w:spacing w:after="80"/>
-      </w:pPr>
-      <w:r>
-        <w:rPr>
-          <w:rFonts w:ascii="Arial" w:cs="Arial" w:eastAsia="Arial" w:hAnsi="Arial"/>
-          <w:color w:val="2D3748"/>
-          <w:sz w:val="22"/>
-          <w:szCs w:val="22"/>
-        </w:rPr>
-        <w:t xml:space="preserve">Stap 2: reken uit — 10 × €500 = €5.000.</w:t>
-      </w:r>
-    </w:p>
-    <w:p>
-      <w:pPr>
-        <w:pStyle w:val="ListParagraph"/>
-        <w:numPr>
-          <w:ilvl w:val="0"/>
-          <w:numId w:val="1"/>
-        </w:numPr>
-        <w:spacing w:after="80"/>
-      </w:pPr>
-      <w:r>
-        <w:rPr>
-          <w:rFonts w:ascii="Arial" w:cs="Arial" w:eastAsia="Arial" w:hAnsi="Arial"/>
-          <w:color w:val="2D3748"/>
-          <w:sz w:val="22"/>
-          <w:szCs w:val="22"/>
-        </w:rPr>
-        <w:t xml:space="preserve">Stap 3: controleer de orde van grootte — €5.000 klinkt redelijk voor 10 hectare tarwe.</w:t>
+        <w:t xml:space="preserve">Geldbedragen in deze methode (en in CvTE-examens) zijn in Nederlandse notatie: een punt scheidt duizendtallen, een komma scheidt eurocenten. Dus „€5.000” is vijfduizend euro, niet vijf euro. „€5,00” is vijf euro. Het is belangrijk dat je dit op één blik herkent.</w:t>
       </w:r>
     </w:p>
     <w:tbl>
@@ -1161,39 +1118,73 @@
           <w:tcPr>
             <w:tcW w:type="dxa" w:w="9026"/>
             <w:tcBorders>
-              <w:top w:val="single" w:color="EBF5FB" w:sz="1"/>
-              <w:left w:val="single" w:color="1A5276" w:sz="12"/>
-              <w:bottom w:val="single" w:color="EBF5FB" w:sz="1"/>
-              <w:right w:val="single" w:color="EBF5FB" w:sz="1"/>
-            </w:tcBorders>
-            <w:shd w:fill="EBF5FB" w:val="clear"/>
+              <w:top w:val="single" w:color="CBD5E0" w:sz="1"/>
+              <w:left w:val="single" w:color="1A5276" w:sz="8"/>
+              <w:bottom w:val="single" w:color="CBD5E0" w:sz="1"/>
+              <w:right w:val="single" w:color="CBD5E0" w:sz="1"/>
+            </w:tcBorders>
+            <w:shd w:fill="F7F8FA" w:val="clear"/>
             <w:tcMar>
               <w:top w:type="dxa" w:w="120"/>
-              <w:left w:type="dxa" w:w="200"/>
+              <w:left w:type="dxa" w:w="240"/>
               <w:bottom w:type="dxa" w:w="120"/>
               <w:right w:type="dxa" w:w="200"/>
             </w:tcMar>
           </w:tcPr>
           <w:p>
-            <w:r>
-              <w:rPr>
-                <w:rFonts w:ascii="Arial" w:cs="Arial" w:eastAsia="Arial" w:hAnsi="Arial"/>
-                <w:b/>
-                <w:bCs/>
-                <w:color w:val="1A5276"/>
-                <w:sz w:val="22"/>
-                <w:szCs w:val="22"/>
-              </w:rPr>
-              <w:t xml:space="preserve">✨ Tip: </w:t>
-            </w:r>
-            <w:r>
-              <w:rPr>
-                <w:rFonts w:ascii="Arial" w:cs="Arial" w:eastAsia="Arial" w:hAnsi="Arial"/>
+            <w:pPr>
+              <w:spacing w:after="60"/>
+            </w:pPr>
+            <w:r>
+              <w:rPr>
+                <w:rFonts w:ascii="Consolas" w:cs="Consolas" w:eastAsia="Consolas" w:hAnsi="Consolas"/>
                 <w:color w:val="2D3748"/>
                 <w:sz w:val="22"/>
                 <w:szCs w:val="22"/>
               </w:rPr>
-              <w:t xml:space="preserve">Ken de maaltafels tot 10 uit je hoofd. Zo hoef je je rekenmachine niet te pakken voor “aantal × prijs” — dat scheelt tijd bij een toets of opgave.</w:t>
+              <w:t xml:space="preserve">€500     = vijfhonderd euro</w:t>
+            </w:r>
+          </w:p>
+          <w:p>
+            <w:pPr>
+              <w:spacing w:after="60"/>
+            </w:pPr>
+            <w:r>
+              <w:rPr>
+                <w:rFonts w:ascii="Consolas" w:cs="Consolas" w:eastAsia="Consolas" w:hAnsi="Consolas"/>
+                <w:color w:val="2D3748"/>
+                <w:sz w:val="22"/>
+                <w:szCs w:val="22"/>
+              </w:rPr>
+              <w:t xml:space="preserve">€5.000   = vijfduizend euro       (punt = duizendtallen)</w:t>
+            </w:r>
+          </w:p>
+          <w:p>
+            <w:pPr>
+              <w:spacing w:after="60"/>
+            </w:pPr>
+            <w:r>
+              <w:rPr>
+                <w:rFonts w:ascii="Consolas" w:cs="Consolas" w:eastAsia="Consolas" w:hAnsi="Consolas"/>
+                <w:color w:val="2D3748"/>
+                <w:sz w:val="22"/>
+                <w:szCs w:val="22"/>
+              </w:rPr>
+              <w:t xml:space="preserve">€5,00    = vijf euro              (komma = centen)</w:t>
+            </w:r>
+          </w:p>
+          <w:p>
+            <w:pPr>
+              <w:spacing w:after="60"/>
+            </w:pPr>
+            <w:r>
+              <w:rPr>
+                <w:rFonts w:ascii="Consolas" w:cs="Consolas" w:eastAsia="Consolas" w:hAnsi="Consolas"/>
+                <w:color w:val="2D3748"/>
+                <w:sz w:val="22"/>
+                <w:szCs w:val="22"/>
+              </w:rPr>
+              <w:t xml:space="preserve">€500.000 = vijfhonderdduizend euro</w:t>
             </w:r>
           </w:p>
         </w:tc>
@@ -1201,8 +1192,110 @@
     </w:tbl>
     <w:p>
       <w:pPr>
-        <w:spacing w:after="60"/>
-      </w:pPr>
+        <w:pStyle w:val="Heading2"/>
+        <w:spacing w:after="120" w:before="200"/>
+      </w:pPr>
+      <w:r>
+        <w:rPr>
+          <w:rFonts w:ascii="Arial" w:cs="Arial" w:eastAsia="Arial" w:hAnsi="Arial"/>
+          <w:b/>
+          <w:bCs/>
+          <w:color w:val="1A5276"/>
+          <w:sz w:val="24"/>
+          <w:szCs w:val="24"/>
+        </w:rPr>
+        <w:t xml:space="preserve">Uitgewerkt voorbeeld</w:t>
+      </w:r>
+    </w:p>
+    <w:p>
+      <w:pPr>
+        <w:spacing w:after="120"/>
+      </w:pPr>
+      <w:r>
+        <w:rPr>
+          <w:rFonts w:ascii="Arial" w:cs="Arial" w:eastAsia="Arial" w:hAnsi="Arial"/>
+          <w:color w:val="2D3748"/>
+          <w:sz w:val="22"/>
+          <w:szCs w:val="22"/>
+        </w:rPr>
+        <w:t xml:space="preserve">Een boer heeft 10 hectare land en kan kiezen tussen tarwe (opbrengst €500 per hectare) en maïs (opbrengst €350 per hectare). Wat is de totale opbrengst per gewas, en hoeveel scheelt het?</w:t>
+      </w:r>
+    </w:p>
+    <w:p>
+      <w:pPr>
+        <w:pStyle w:val="ListParagraph"/>
+        <w:numPr>
+          <w:ilvl w:val="0"/>
+          <w:numId w:val="1"/>
+        </w:numPr>
+        <w:spacing w:after="80"/>
+      </w:pPr>
+      <w:r>
+        <w:rPr>
+          <w:rFonts w:ascii="Arial" w:cs="Arial" w:eastAsia="Arial" w:hAnsi="Arial"/>
+          <w:color w:val="2D3748"/>
+          <w:sz w:val="22"/>
+          <w:szCs w:val="22"/>
+        </w:rPr>
+        <w:t xml:space="preserve">Stap 1: schrijf de eenheden op — aantal (hectare) × opbrengst (€/hectare) = totaal (€).</w:t>
+      </w:r>
+    </w:p>
+    <w:p>
+      <w:pPr>
+        <w:pStyle w:val="ListParagraph"/>
+        <w:numPr>
+          <w:ilvl w:val="0"/>
+          <w:numId w:val="1"/>
+        </w:numPr>
+        <w:spacing w:after="80"/>
+      </w:pPr>
+      <w:r>
+        <w:rPr>
+          <w:rFonts w:ascii="Arial" w:cs="Arial" w:eastAsia="Arial" w:hAnsi="Arial"/>
+          <w:color w:val="2D3748"/>
+          <w:sz w:val="22"/>
+          <w:szCs w:val="22"/>
+        </w:rPr>
+        <w:t xml:space="preserve">Stap 2: reken uit — tarwe 10 × €500 = €5.000; maïs 10 × €350 = €3.500.</w:t>
+      </w:r>
+    </w:p>
+    <w:p>
+      <w:pPr>
+        <w:pStyle w:val="ListParagraph"/>
+        <w:numPr>
+          <w:ilvl w:val="0"/>
+          <w:numId w:val="1"/>
+        </w:numPr>
+        <w:spacing w:after="80"/>
+      </w:pPr>
+      <w:r>
+        <w:rPr>
+          <w:rFonts w:ascii="Arial" w:cs="Arial" w:eastAsia="Arial" w:hAnsi="Arial"/>
+          <w:color w:val="2D3748"/>
+          <w:sz w:val="22"/>
+          <w:szCs w:val="22"/>
+        </w:rPr>
+        <w:t xml:space="preserve">Stap 3: bereken het verschil — €5.000 − €3.500 = €1.500 in het voordeel van tarwe.</w:t>
+      </w:r>
+    </w:p>
+    <w:p>
+      <w:pPr>
+        <w:pStyle w:val="ListParagraph"/>
+        <w:numPr>
+          <w:ilvl w:val="0"/>
+          <w:numId w:val="1"/>
+        </w:numPr>
+        <w:spacing w:after="80"/>
+      </w:pPr>
+      <w:r>
+        <w:rPr>
+          <w:rFonts w:ascii="Arial" w:cs="Arial" w:eastAsia="Arial" w:hAnsi="Arial"/>
+          <w:color w:val="2D3748"/>
+          <w:sz w:val="22"/>
+          <w:szCs w:val="22"/>
+        </w:rPr>
+        <w:t xml:space="preserve">Stap 4: controleer de orde van grootte — €5.000 voor 10 hectare tarwe klopt; deze bedragen zijn realistisch.</w:t>
+      </w:r>
     </w:p>
     <w:tbl>
       <w:tblPr>
@@ -1224,6 +1317,69 @@
           <w:tcPr>
             <w:tcW w:type="dxa" w:w="9026"/>
             <w:tcBorders>
+              <w:top w:val="single" w:color="EBF5FB" w:sz="1"/>
+              <w:left w:val="single" w:color="1A5276" w:sz="12"/>
+              <w:bottom w:val="single" w:color="EBF5FB" w:sz="1"/>
+              <w:right w:val="single" w:color="EBF5FB" w:sz="1"/>
+            </w:tcBorders>
+            <w:shd w:fill="EBF5FB" w:val="clear"/>
+            <w:tcMar>
+              <w:top w:type="dxa" w:w="120"/>
+              <w:left w:type="dxa" w:w="200"/>
+              <w:bottom w:type="dxa" w:w="120"/>
+              <w:right w:type="dxa" w:w="200"/>
+            </w:tcMar>
+          </w:tcPr>
+          <w:p>
+            <w:r>
+              <w:rPr>
+                <w:rFonts w:ascii="Arial" w:cs="Arial" w:eastAsia="Arial" w:hAnsi="Arial"/>
+                <w:b/>
+                <w:bCs/>
+                <w:color w:val="1A5276"/>
+                <w:sz w:val="22"/>
+                <w:szCs w:val="22"/>
+              </w:rPr>
+              <w:t xml:space="preserve">✨ Tip: </w:t>
+            </w:r>
+            <w:r>
+              <w:rPr>
+                <w:rFonts w:ascii="Arial" w:cs="Arial" w:eastAsia="Arial" w:hAnsi="Arial"/>
+                <w:color w:val="2D3748"/>
+                <w:sz w:val="22"/>
+                <w:szCs w:val="22"/>
+              </w:rPr>
+              <w:t xml:space="preserve">Schrijf de eenheid altijd náást het getal — niet alleen in je hoofd. Wie „10 × 500 = 5000” opschrijft zonder eenheid, weet straks niet meer of het hectare, kilo of euro waren. Met „10 ha × €500/ha = €5.000” valt dat probleem weg.</w:t>
+            </w:r>
+          </w:p>
+        </w:tc>
+      </w:tr>
+    </w:tbl>
+    <w:p>
+      <w:pPr>
+        <w:spacing w:after="60"/>
+      </w:pPr>
+    </w:p>
+    <w:tbl>
+      <w:tblPr>
+        <w:tblW w:type="dxa" w:w="9026"/>
+        <w:tblBorders>
+          <w:top w:val="single" w:color="auto" w:sz="4"/>
+          <w:left w:val="single" w:color="auto" w:sz="4"/>
+          <w:bottom w:val="single" w:color="auto" w:sz="4"/>
+          <w:right w:val="single" w:color="auto" w:sz="4"/>
+          <w:insideH w:val="single" w:color="auto" w:sz="4"/>
+          <w:insideV w:val="single" w:color="auto" w:sz="4"/>
+        </w:tblBorders>
+      </w:tblPr>
+      <w:tblGrid>
+        <w:gridCol w:w="9026"/>
+      </w:tblGrid>
+      <w:tr>
+        <w:tc>
+          <w:tcPr>
+            <w:tcW w:type="dxa" w:w="9026"/>
+            <w:tcBorders>
               <w:top w:val="single" w:color="E8F5E9" w:sz="1"/>
               <w:left w:val="single" w:color="1E8449" w:sz="12"/>
               <w:bottom w:val="single" w:color="E8F5E9" w:sz="1"/>
@@ -1256,7 +1412,7 @@
                 <w:sz w:val="22"/>
                 <w:szCs w:val="22"/>
               </w:rPr>
-              <w:t xml:space="preserve">Kun je zonder rekenmachine uitrekenen: 8 × €500, en daarna €5.000 − €3.500?</w:t>
+              <w:t xml:space="preserve">Kun je vlot omzetten: „€350/hectare op 10 hectare” → totaal? En kun je het verschil €5.000 − €3.500 uit je hoofd uitrekenen?</w:t>
             </w:r>
           </w:p>
         </w:tc>
@@ -1345,7 +1501,7 @@
                 <w:sz w:val="20"/>
                 <w:szCs w:val="20"/>
               </w:rPr>
-              <w:t xml:space="preserve">Vermenigvuldigen</w:t>
+              <w:t xml:space="preserve">Per-eenheid → totaal</w:t>
             </w:r>
           </w:p>
         </w:tc>
@@ -1374,7 +1530,7 @@
                 <w:sz w:val="20"/>
                 <w:szCs w:val="20"/>
               </w:rPr>
-              <w:t xml:space="preserve">totaal = aantal × bedrag per eenheid</w:t>
+              <w:t xml:space="preserve">totaal = aantal × bedrag per eenheid (eenheden vallen weg)</w:t>
             </w:r>
           </w:p>
         </w:tc>
@@ -1407,7 +1563,7 @@
                 <w:sz w:val="20"/>
                 <w:szCs w:val="20"/>
               </w:rPr>
-              <w:t xml:space="preserve">Aftrekken</w:t>
+              <w:t xml:space="preserve">Totaal → per-eenheid</w:t>
             </w:r>
           </w:p>
         </w:tc>
@@ -1436,7 +1592,7 @@
                 <w:sz w:val="20"/>
                 <w:szCs w:val="20"/>
               </w:rPr>
-              <w:t xml:space="preserve">verschil = bedrag A − bedrag B</w:t>
+              <w:t xml:space="preserve">bedrag per eenheid = totaal ÷ aantal eenheden</w:t>
             </w:r>
           </w:p>
         </w:tc>
@@ -1469,7 +1625,7 @@
                 <w:sz w:val="20"/>
                 <w:szCs w:val="20"/>
               </w:rPr>
-              <w:t xml:space="preserve">Toepassing</w:t>
+              <w:t xml:space="preserve">Grote getallen</w:t>
             </w:r>
           </w:p>
         </w:tc>
@@ -1498,7 +1654,69 @@
                 <w:sz w:val="20"/>
                 <w:szCs w:val="20"/>
               </w:rPr>
-              <w:t xml:space="preserve">totale opbrengst en verschil tussen twee alternatieven uitrekenen</w:t>
+              <w:t xml:space="preserve">Nederlandse notatie: punt = duizendtallen, komma = centen</w:t>
+            </w:r>
+          </w:p>
+        </w:tc>
+      </w:tr>
+      <w:tr>
+        <w:tc>
+          <w:tcPr>
+            <w:tcW w:type="dxa" w:w="2527"/>
+            <w:tcBorders>
+              <w:top w:val="single" w:color="E2E8F0" w:sz="1"/>
+              <w:left w:val="single" w:color="E2E8F0" w:sz="1"/>
+              <w:bottom w:val="single" w:color="E2E8F0" w:sz="1"/>
+              <w:right w:val="single" w:color="E2E8F0" w:sz="1"/>
+            </w:tcBorders>
+            <w:shd w:fill="FFFFFF" w:val="clear"/>
+            <w:tcMar>
+              <w:top w:type="dxa" w:w="80"/>
+              <w:left w:type="dxa" w:w="140"/>
+              <w:bottom w:type="dxa" w:w="80"/>
+              <w:right w:type="dxa" w:w="140"/>
+            </w:tcMar>
+          </w:tcPr>
+          <w:p>
+            <w:r>
+              <w:rPr>
+                <w:rFonts w:ascii="Arial" w:cs="Arial" w:eastAsia="Arial" w:hAnsi="Arial"/>
+                <w:b/>
+                <w:bCs/>
+                <w:color w:val="1A5276"/>
+                <w:sz w:val="20"/>
+                <w:szCs w:val="20"/>
+              </w:rPr>
+              <w:t xml:space="preserve">Toepassing</w:t>
+            </w:r>
+          </w:p>
+        </w:tc>
+        <w:tc>
+          <w:tcPr>
+            <w:tcW w:type="dxa" w:w="6499"/>
+            <w:tcBorders>
+              <w:top w:val="single" w:color="E2E8F0" w:sz="1"/>
+              <w:left w:val="single" w:color="E2E8F0" w:sz="1"/>
+              <w:bottom w:val="single" w:color="E2E8F0" w:sz="1"/>
+              <w:right w:val="single" w:color="E2E8F0" w:sz="1"/>
+            </w:tcBorders>
+            <w:shd w:fill="FFFFFF" w:val="clear"/>
+            <w:tcMar>
+              <w:top w:type="dxa" w:w="80"/>
+              <w:left w:type="dxa" w:w="140"/>
+              <w:bottom w:type="dxa" w:w="80"/>
+              <w:right w:type="dxa" w:w="140"/>
+            </w:tcMar>
+          </w:tcPr>
+          <w:p>
+            <w:r>
+              <w:rPr>
+                <w:rFonts w:ascii="Arial" w:cs="Arial" w:eastAsia="Arial" w:hAnsi="Arial"/>
+                <w:color w:val="2D3748"/>
+                <w:sz w:val="20"/>
+                <w:szCs w:val="20"/>
+              </w:rPr>
+              <w:t xml:space="preserve">twee alternatieven met dezelfde eenheid eerlijk vergelijken</w:t>
             </w:r>
           </w:p>
         </w:tc>
@@ -1761,7 +1979,7 @@
           <wp:inline distT="0" distB="0" distL="0" distR="0">
             <wp:extent cx="4000500" cy="2571750"/>
             <wp:effectExtent t="0" r="0" b="0" l="0"/>
-            <wp:docPr id="1" name="1.1.1_ex_1" descr="asset:1.1.1_ex_1" title="1.1.1_ex_1"/>
+            <wp:docPr id="1" name="1.1.1_ex_1" descr="asset-alt:Staafdiagram met winst per hectare voor drie gewassen: tarwe €500, maïs €350, zonnebloemen €300 — duidelijk verschil in opbrengst tussen de alternatieven." title="1.1.1_ex_1"/>
             <wp:cNvGraphicFramePr>
               <a:graphicFrameLocks xmlns:a="http://schemas.openxmlformats.org/drawingml/2006/main" noChangeAspect="1"/>
             </wp:cNvGraphicFramePr>
@@ -2967,7 +3185,7 @@
           <w:sz w:val="22"/>
           <w:szCs w:val="22"/>
         </w:rPr>
-        <w:t xml:space="preserve">Ik kan uit mijn hoofd uitrekenen: 8 × €500.</w:t>
+        <w:t xml:space="preserve">Ik kan een bedrag-per-eenheid omzetten naar een totaal (bijvoorbeeld €500 per hectare op 10 hectare → €5.000).</w:t>
       </w:r>
     </w:p>
     <w:p>
@@ -2985,7 +3203,7 @@
           <w:sz w:val="22"/>
           <w:szCs w:val="22"/>
         </w:rPr>
-        <w:t xml:space="preserve">Ik kan uit mijn hoofd uitrekenen: €5.000 − €3.500.</w:t>
+        <w:t xml:space="preserve">Ik herken de Nederlandse notatie voor grote bedragen: €5.000 is vijfduizend euro, €5,00 is vijf euro.</w:t>
       </w:r>
     </w:p>
     <w:p>
@@ -3498,41 +3716,5 @@
       <w:szCs w:val="20"/>
     </w:rPr>
   </w:style>
-  <w:style w:type="paragraph" w:styleId="Heading1">
-    <w:name w:val="Heading 1"/>
-    <w:basedOn w:val="Normal"/>
-    <w:next w:val="Normal"/>
-    <w:qFormat/>
-    <w:pPr>
-      <w:spacing w:after="200" w:before="360"/>
-      <w:outlineLvl w:val="0"/>
-    </w:pPr>
-    <w:rPr>
-      <w:rFonts w:ascii="Arial" w:cs="Arial" w:eastAsia="Arial" w:hAnsi="Arial"/>
-      <w:b/>
-      <w:bCs/>
-      <w:color w:val="1E2761"/>
-      <w:sz w:val="30"/>
-      <w:szCs w:val="30"/>
-    </w:rPr>
-  </w:style>
-  <w:style w:type="paragraph" w:styleId="Heading2">
-    <w:name w:val="Heading 2"/>
-    <w:basedOn w:val="Normal"/>
-    <w:next w:val="Normal"/>
-    <w:qFormat/>
-    <w:pPr>
-      <w:spacing w:after="120" w:before="240"/>
-      <w:outlineLvl w:val="1"/>
-    </w:pPr>
-    <w:rPr>
-      <w:rFonts w:ascii="Arial" w:cs="Arial" w:eastAsia="Arial" w:hAnsi="Arial"/>
-      <w:b/>
-      <w:bCs/>
-      <w:color w:val="1A5276"/>
-      <w:sz w:val="24"/>
-      <w:szCs w:val="24"/>
-    </w:rPr>
-  </w:style>
 </w:styles>
 </file>
--- a/Boek 1 - Grondslagen, vraag en aanbod/1.1 Hoofdstuk Economisch denken en rekenen/1.1.1 Schaarste en economisch denken/1.1.1 Schaarste en economisch denken – uitleg voorkennis.docx
+++ b/Boek 1 - Grondslagen, vraag en aanbod/1.1 Hoofdstuk Economisch denken en rekenen/1.1.1 Schaarste en economisch denken/1.1.1 Schaarste en economisch denken – uitleg voorkennis.docx
@@ -2014,6 +2014,27 @@
           </wp:inline>
         </w:drawing>
       </w:r>
+    </w:p>
+    <w:p>
+      <w:pPr>
+        <w:spacing w:after="120"/>
+      </w:pPr>
+      <w:r>
+        <w:rPr>
+          <w:rFonts w:ascii="Arial" w:cs="Arial" w:eastAsia="Arial" w:hAnsi="Arial"/>
+          <w:i/>
+          <w:iCs/>
+          <w:color w:val="718096"/>
+          <w:sz w:val="18"/>
+          <w:szCs w:val="18"/>
+        </w:rPr>
+        <w:t xml:space="preserve">Figuur: winst per hectare voor tarwe (€500), maïs (€350) en zonnebloemen (€300). De alt-tekst van de afbeelding bevat dezelfde informatie als deze caption.</w:t>
+      </w:r>
+    </w:p>
+    <w:p>
+      <w:pPr>
+        <w:spacing w:after="40"/>
+      </w:pPr>
     </w:p>
     <w:p>
       <w:pPr>
